--- a/B&W Kit/UNDERCITY_Binder_COM_BW.docx
+++ b/B&W Kit/UNDERCITY_Binder_COM_BW.docx
@@ -7891,9 +7891,9 @@
             <w:tcW w:type="dxa" w:w="3000"/>
             <w:shd w:fill="E6E6E6" w:color="auto" w:val="clear"/>
             <w:tcMar>
-              <w:top w:type="dxa" w:w="30"/>
+              <w:top w:type="dxa" w:w="20"/>
               <w:left w:type="dxa" w:w="110"/>
-              <w:bottom w:type="dxa" w:w="30"/>
+              <w:bottom w:type="dxa" w:w="20"/>
               <w:right w:type="dxa" w:w="90"/>
             </w:tcMar>
             <w:vAlign w:val="center"/>
@@ -7921,9 +7921,9 @@
             <w:gridSpan w:val="2"/>
             <w:shd w:fill="E6E6E6" w:color="auto" w:val="clear"/>
             <w:tcMar>
-              <w:top w:type="dxa" w:w="30"/>
+              <w:top w:type="dxa" w:w="20"/>
               <w:left w:type="dxa" w:w="110"/>
-              <w:bottom w:type="dxa" w:w="30"/>
+              <w:bottom w:type="dxa" w:w="20"/>
               <w:right w:type="dxa" w:w="90"/>
             </w:tcMar>
             <w:vAlign w:val="center"/>
@@ -7954,16 +7954,16 @@
           <w:tcPr>
             <w:tcW w:type="dxa" w:w="3000"/>
             <w:tcMar>
-              <w:top w:type="dxa" w:w="35"/>
+              <w:top w:type="dxa" w:w="25"/>
               <w:left w:type="dxa" w:w="110"/>
-              <w:bottom w:type="dxa" w:w="45"/>
-              <w:right w:type="dxa" w:w="90"/>
-            </w:tcMar>
-            <w:vAlign w:val="top"/>
-          </w:tcPr>
-          <w:p>
-            <w:pPr>
-              <w:spacing w:after="10"/>
+              <w:bottom w:type="dxa" w:w="30"/>
+              <w:right w:type="dxa" w:w="90"/>
+            </w:tcMar>
+            <w:vAlign w:val="top"/>
+          </w:tcPr>
+          <w:p>
+            <w:pPr>
+              <w:spacing w:after="0"/>
             </w:pPr>
             <w:r>
               <w:rPr>
@@ -7999,16 +7999,16 @@
           <w:tcPr>
             <w:tcW w:type="dxa" w:w="3000"/>
             <w:tcMar>
-              <w:top w:type="dxa" w:w="35"/>
+              <w:top w:type="dxa" w:w="25"/>
               <w:left w:type="dxa" w:w="110"/>
-              <w:bottom w:type="dxa" w:w="45"/>
-              <w:right w:type="dxa" w:w="90"/>
-            </w:tcMar>
-            <w:vAlign w:val="top"/>
-          </w:tcPr>
-          <w:p>
-            <w:pPr>
-              <w:spacing w:after="10"/>
+              <w:bottom w:type="dxa" w:w="30"/>
+              <w:right w:type="dxa" w:w="90"/>
+            </w:tcMar>
+            <w:vAlign w:val="top"/>
+          </w:tcPr>
+          <w:p>
+            <w:pPr>
+              <w:spacing w:after="0"/>
             </w:pPr>
             <w:r>
               <w:rPr>
@@ -8044,16 +8044,16 @@
           <w:tcPr>
             <w:tcW w:type="dxa" w:w="3000"/>
             <w:tcMar>
-              <w:top w:type="dxa" w:w="35"/>
+              <w:top w:type="dxa" w:w="25"/>
               <w:left w:type="dxa" w:w="110"/>
-              <w:bottom w:type="dxa" w:w="45"/>
-              <w:right w:type="dxa" w:w="90"/>
-            </w:tcMar>
-            <w:vAlign w:val="top"/>
-          </w:tcPr>
-          <w:p>
-            <w:pPr>
-              <w:spacing w:after="10"/>
+              <w:bottom w:type="dxa" w:w="30"/>
+              <w:right w:type="dxa" w:w="90"/>
+            </w:tcMar>
+            <w:vAlign w:val="top"/>
+          </w:tcPr>
+          <w:p>
+            <w:pPr>
+              <w:spacing w:after="0"/>
             </w:pPr>
             <w:r>
               <w:rPr>
@@ -8116,16 +8116,16 @@
           <w:tcPr>
             <w:tcW w:type="dxa" w:w="3000"/>
             <w:tcMar>
-              <w:top w:type="dxa" w:w="35"/>
+              <w:top w:type="dxa" w:w="25"/>
               <w:left w:type="dxa" w:w="110"/>
-              <w:bottom w:type="dxa" w:w="45"/>
-              <w:right w:type="dxa" w:w="90"/>
-            </w:tcMar>
-            <w:vAlign w:val="top"/>
-          </w:tcPr>
-          <w:p>
-            <w:pPr>
-              <w:spacing w:after="10"/>
+              <w:bottom w:type="dxa" w:w="30"/>
+              <w:right w:type="dxa" w:w="90"/>
+            </w:tcMar>
+            <w:vAlign w:val="top"/>
+          </w:tcPr>
+          <w:p>
+            <w:pPr>
+              <w:spacing w:after="0"/>
             </w:pPr>
             <w:r>
               <w:rPr>
@@ -8161,16 +8161,16 @@
           <w:tcPr>
             <w:tcW w:type="dxa" w:w="3000"/>
             <w:tcMar>
-              <w:top w:type="dxa" w:w="35"/>
+              <w:top w:type="dxa" w:w="25"/>
               <w:left w:type="dxa" w:w="110"/>
-              <w:bottom w:type="dxa" w:w="45"/>
-              <w:right w:type="dxa" w:w="90"/>
-            </w:tcMar>
-            <w:vAlign w:val="top"/>
-          </w:tcPr>
-          <w:p>
-            <w:pPr>
-              <w:spacing w:after="10"/>
+              <w:bottom w:type="dxa" w:w="30"/>
+              <w:right w:type="dxa" w:w="90"/>
+            </w:tcMar>
+            <w:vAlign w:val="top"/>
+          </w:tcPr>
+          <w:p>
+            <w:pPr>
+              <w:spacing w:after="0"/>
             </w:pPr>
             <w:r>
               <w:rPr>
@@ -8206,16 +8206,16 @@
           <w:tcPr>
             <w:tcW w:type="dxa" w:w="3000"/>
             <w:tcMar>
-              <w:top w:type="dxa" w:w="35"/>
+              <w:top w:type="dxa" w:w="25"/>
               <w:left w:type="dxa" w:w="110"/>
-              <w:bottom w:type="dxa" w:w="45"/>
-              <w:right w:type="dxa" w:w="90"/>
-            </w:tcMar>
-            <w:vAlign w:val="top"/>
-          </w:tcPr>
-          <w:p>
-            <w:pPr>
-              <w:spacing w:after="10"/>
+              <w:bottom w:type="dxa" w:w="30"/>
+              <w:right w:type="dxa" w:w="90"/>
+            </w:tcMar>
+            <w:vAlign w:val="top"/>
+          </w:tcPr>
+          <w:p>
+            <w:pPr>
+              <w:spacing w:after="0"/>
             </w:pPr>
             <w:r>
               <w:rPr>
@@ -8251,7 +8251,7 @@
     </w:tbl>
     <w:p>
       <w:pPr>
-        <w:spacing w:after="40"/>
+        <w:spacing w:after="24"/>
       </w:pPr>
     </w:p>
     <w:tbl>
@@ -8280,9 +8280,9 @@
             <w:tcW w:type="dxa" w:w="3000"/>
             <w:shd w:fill="E6E6E6" w:color="auto" w:val="clear"/>
             <w:tcMar>
-              <w:top w:type="dxa" w:w="30"/>
+              <w:top w:type="dxa" w:w="20"/>
               <w:left w:type="dxa" w:w="110"/>
-              <w:bottom w:type="dxa" w:w="30"/>
+              <w:bottom w:type="dxa" w:w="20"/>
               <w:right w:type="dxa" w:w="90"/>
             </w:tcMar>
             <w:vAlign w:val="center"/>
@@ -8310,9 +8310,9 @@
             <w:gridSpan w:val="2"/>
             <w:shd w:fill="E6E6E6" w:color="auto" w:val="clear"/>
             <w:tcMar>
-              <w:top w:type="dxa" w:w="30"/>
+              <w:top w:type="dxa" w:w="20"/>
               <w:left w:type="dxa" w:w="110"/>
-              <w:bottom w:type="dxa" w:w="30"/>
+              <w:bottom w:type="dxa" w:w="20"/>
               <w:right w:type="dxa" w:w="90"/>
             </w:tcMar>
             <w:vAlign w:val="center"/>
@@ -8343,16 +8343,16 @@
           <w:tcPr>
             <w:tcW w:type="dxa" w:w="3000"/>
             <w:tcMar>
-              <w:top w:type="dxa" w:w="35"/>
+              <w:top w:type="dxa" w:w="25"/>
               <w:left w:type="dxa" w:w="110"/>
-              <w:bottom w:type="dxa" w:w="45"/>
-              <w:right w:type="dxa" w:w="90"/>
-            </w:tcMar>
-            <w:vAlign w:val="top"/>
-          </w:tcPr>
-          <w:p>
-            <w:pPr>
-              <w:spacing w:after="10"/>
+              <w:bottom w:type="dxa" w:w="30"/>
+              <w:right w:type="dxa" w:w="90"/>
+            </w:tcMar>
+            <w:vAlign w:val="top"/>
+          </w:tcPr>
+          <w:p>
+            <w:pPr>
+              <w:spacing w:after="0"/>
             </w:pPr>
             <w:r>
               <w:rPr>
@@ -8388,16 +8388,16 @@
           <w:tcPr>
             <w:tcW w:type="dxa" w:w="3000"/>
             <w:tcMar>
-              <w:top w:type="dxa" w:w="35"/>
+              <w:top w:type="dxa" w:w="25"/>
               <w:left w:type="dxa" w:w="110"/>
-              <w:bottom w:type="dxa" w:w="45"/>
-              <w:right w:type="dxa" w:w="90"/>
-            </w:tcMar>
-            <w:vAlign w:val="top"/>
-          </w:tcPr>
-          <w:p>
-            <w:pPr>
-              <w:spacing w:after="10"/>
+              <w:bottom w:type="dxa" w:w="30"/>
+              <w:right w:type="dxa" w:w="90"/>
+            </w:tcMar>
+            <w:vAlign w:val="top"/>
+          </w:tcPr>
+          <w:p>
+            <w:pPr>
+              <w:spacing w:after="0"/>
             </w:pPr>
             <w:r>
               <w:rPr>
@@ -8433,16 +8433,16 @@
           <w:tcPr>
             <w:tcW w:type="dxa" w:w="3000"/>
             <w:tcMar>
-              <w:top w:type="dxa" w:w="35"/>
+              <w:top w:type="dxa" w:w="25"/>
               <w:left w:type="dxa" w:w="110"/>
-              <w:bottom w:type="dxa" w:w="45"/>
-              <w:right w:type="dxa" w:w="90"/>
-            </w:tcMar>
-            <w:vAlign w:val="top"/>
-          </w:tcPr>
-          <w:p>
-            <w:pPr>
-              <w:spacing w:after="10"/>
+              <w:bottom w:type="dxa" w:w="30"/>
+              <w:right w:type="dxa" w:w="90"/>
+            </w:tcMar>
+            <w:vAlign w:val="top"/>
+          </w:tcPr>
+          <w:p>
+            <w:pPr>
+              <w:spacing w:after="0"/>
             </w:pPr>
             <w:r>
               <w:rPr>
@@ -8505,16 +8505,16 @@
           <w:tcPr>
             <w:tcW w:type="dxa" w:w="3000"/>
             <w:tcMar>
-              <w:top w:type="dxa" w:w="35"/>
+              <w:top w:type="dxa" w:w="25"/>
               <w:left w:type="dxa" w:w="110"/>
-              <w:bottom w:type="dxa" w:w="45"/>
-              <w:right w:type="dxa" w:w="90"/>
-            </w:tcMar>
-            <w:vAlign w:val="top"/>
-          </w:tcPr>
-          <w:p>
-            <w:pPr>
-              <w:spacing w:after="10"/>
+              <w:bottom w:type="dxa" w:w="30"/>
+              <w:right w:type="dxa" w:w="90"/>
+            </w:tcMar>
+            <w:vAlign w:val="top"/>
+          </w:tcPr>
+          <w:p>
+            <w:pPr>
+              <w:spacing w:after="0"/>
             </w:pPr>
             <w:r>
               <w:rPr>
@@ -8550,16 +8550,16 @@
           <w:tcPr>
             <w:tcW w:type="dxa" w:w="3000"/>
             <w:tcMar>
-              <w:top w:type="dxa" w:w="35"/>
+              <w:top w:type="dxa" w:w="25"/>
               <w:left w:type="dxa" w:w="110"/>
-              <w:bottom w:type="dxa" w:w="45"/>
-              <w:right w:type="dxa" w:w="90"/>
-            </w:tcMar>
-            <w:vAlign w:val="top"/>
-          </w:tcPr>
-          <w:p>
-            <w:pPr>
-              <w:spacing w:after="10"/>
+              <w:bottom w:type="dxa" w:w="30"/>
+              <w:right w:type="dxa" w:w="90"/>
+            </w:tcMar>
+            <w:vAlign w:val="top"/>
+          </w:tcPr>
+          <w:p>
+            <w:pPr>
+              <w:spacing w:after="0"/>
             </w:pPr>
             <w:r>
               <w:rPr>
@@ -8595,16 +8595,16 @@
           <w:tcPr>
             <w:tcW w:type="dxa" w:w="3000"/>
             <w:tcMar>
-              <w:top w:type="dxa" w:w="35"/>
+              <w:top w:type="dxa" w:w="25"/>
               <w:left w:type="dxa" w:w="110"/>
-              <w:bottom w:type="dxa" w:w="45"/>
-              <w:right w:type="dxa" w:w="90"/>
-            </w:tcMar>
-            <w:vAlign w:val="top"/>
-          </w:tcPr>
-          <w:p>
-            <w:pPr>
-              <w:spacing w:after="10"/>
+              <w:bottom w:type="dxa" w:w="30"/>
+              <w:right w:type="dxa" w:w="90"/>
+            </w:tcMar>
+            <w:vAlign w:val="top"/>
+          </w:tcPr>
+          <w:p>
+            <w:pPr>
+              <w:spacing w:after="0"/>
             </w:pPr>
             <w:r>
               <w:rPr>
@@ -8640,7 +8640,7 @@
     </w:tbl>
     <w:p>
       <w:pPr>
-        <w:spacing w:after="40"/>
+        <w:spacing w:after="24"/>
       </w:pPr>
     </w:p>
     <w:tbl>
@@ -8669,9 +8669,9 @@
             <w:tcW w:type="dxa" w:w="3000"/>
             <w:shd w:fill="E6E6E6" w:color="auto" w:val="clear"/>
             <w:tcMar>
-              <w:top w:type="dxa" w:w="30"/>
+              <w:top w:type="dxa" w:w="20"/>
               <w:left w:type="dxa" w:w="110"/>
-              <w:bottom w:type="dxa" w:w="30"/>
+              <w:bottom w:type="dxa" w:w="20"/>
               <w:right w:type="dxa" w:w="90"/>
             </w:tcMar>
             <w:vAlign w:val="center"/>
@@ -8699,9 +8699,9 @@
             <w:gridSpan w:val="2"/>
             <w:shd w:fill="E6E6E6" w:color="auto" w:val="clear"/>
             <w:tcMar>
-              <w:top w:type="dxa" w:w="30"/>
+              <w:top w:type="dxa" w:w="20"/>
               <w:left w:type="dxa" w:w="110"/>
-              <w:bottom w:type="dxa" w:w="30"/>
+              <w:bottom w:type="dxa" w:w="20"/>
               <w:right w:type="dxa" w:w="90"/>
             </w:tcMar>
             <w:vAlign w:val="center"/>
@@ -8732,16 +8732,16 @@
           <w:tcPr>
             <w:tcW w:type="dxa" w:w="3000"/>
             <w:tcMar>
-              <w:top w:type="dxa" w:w="35"/>
+              <w:top w:type="dxa" w:w="25"/>
               <w:left w:type="dxa" w:w="110"/>
-              <w:bottom w:type="dxa" w:w="45"/>
-              <w:right w:type="dxa" w:w="90"/>
-            </w:tcMar>
-            <w:vAlign w:val="top"/>
-          </w:tcPr>
-          <w:p>
-            <w:pPr>
-              <w:spacing w:after="10"/>
+              <w:bottom w:type="dxa" w:w="30"/>
+              <w:right w:type="dxa" w:w="90"/>
+            </w:tcMar>
+            <w:vAlign w:val="top"/>
+          </w:tcPr>
+          <w:p>
+            <w:pPr>
+              <w:spacing w:after="0"/>
             </w:pPr>
             <w:r>
               <w:rPr>
@@ -8777,16 +8777,16 @@
           <w:tcPr>
             <w:tcW w:type="dxa" w:w="3000"/>
             <w:tcMar>
-              <w:top w:type="dxa" w:w="35"/>
+              <w:top w:type="dxa" w:w="25"/>
               <w:left w:type="dxa" w:w="110"/>
-              <w:bottom w:type="dxa" w:w="45"/>
-              <w:right w:type="dxa" w:w="90"/>
-            </w:tcMar>
-            <w:vAlign w:val="top"/>
-          </w:tcPr>
-          <w:p>
-            <w:pPr>
-              <w:spacing w:after="10"/>
+              <w:bottom w:type="dxa" w:w="30"/>
+              <w:right w:type="dxa" w:w="90"/>
+            </w:tcMar>
+            <w:vAlign w:val="top"/>
+          </w:tcPr>
+          <w:p>
+            <w:pPr>
+              <w:spacing w:after="0"/>
             </w:pPr>
             <w:r>
               <w:rPr>
@@ -8822,16 +8822,16 @@
           <w:tcPr>
             <w:tcW w:type="dxa" w:w="3000"/>
             <w:tcMar>
-              <w:top w:type="dxa" w:w="35"/>
+              <w:top w:type="dxa" w:w="25"/>
               <w:left w:type="dxa" w:w="110"/>
-              <w:bottom w:type="dxa" w:w="45"/>
-              <w:right w:type="dxa" w:w="90"/>
-            </w:tcMar>
-            <w:vAlign w:val="top"/>
-          </w:tcPr>
-          <w:p>
-            <w:pPr>
-              <w:spacing w:after="10"/>
+              <w:bottom w:type="dxa" w:w="30"/>
+              <w:right w:type="dxa" w:w="90"/>
+            </w:tcMar>
+            <w:vAlign w:val="top"/>
+          </w:tcPr>
+          <w:p>
+            <w:pPr>
+              <w:spacing w:after="0"/>
             </w:pPr>
             <w:r>
               <w:rPr>
@@ -8916,16 +8916,16 @@
           <w:tcPr>
             <w:tcW w:type="dxa" w:w="3000"/>
             <w:tcMar>
-              <w:top w:type="dxa" w:w="35"/>
+              <w:top w:type="dxa" w:w="25"/>
               <w:left w:type="dxa" w:w="110"/>
-              <w:bottom w:type="dxa" w:w="45"/>
-              <w:right w:type="dxa" w:w="90"/>
-            </w:tcMar>
-            <w:vAlign w:val="top"/>
-          </w:tcPr>
-          <w:p>
-            <w:pPr>
-              <w:spacing w:after="10"/>
+              <w:bottom w:type="dxa" w:w="30"/>
+              <w:right w:type="dxa" w:w="90"/>
+            </w:tcMar>
+            <w:vAlign w:val="top"/>
+          </w:tcPr>
+          <w:p>
+            <w:pPr>
+              <w:spacing w:after="0"/>
             </w:pPr>
             <w:r>
               <w:rPr>
@@ -8961,16 +8961,16 @@
           <w:tcPr>
             <w:tcW w:type="dxa" w:w="3000"/>
             <w:tcMar>
-              <w:top w:type="dxa" w:w="35"/>
+              <w:top w:type="dxa" w:w="25"/>
               <w:left w:type="dxa" w:w="110"/>
-              <w:bottom w:type="dxa" w:w="45"/>
-              <w:right w:type="dxa" w:w="90"/>
-            </w:tcMar>
-            <w:vAlign w:val="top"/>
-          </w:tcPr>
-          <w:p>
-            <w:pPr>
-              <w:spacing w:after="10"/>
+              <w:bottom w:type="dxa" w:w="30"/>
+              <w:right w:type="dxa" w:w="90"/>
+            </w:tcMar>
+            <w:vAlign w:val="top"/>
+          </w:tcPr>
+          <w:p>
+            <w:pPr>
+              <w:spacing w:after="0"/>
             </w:pPr>
             <w:r>
               <w:rPr>
@@ -9006,16 +9006,16 @@
           <w:tcPr>
             <w:tcW w:type="dxa" w:w="3000"/>
             <w:tcMar>
-              <w:top w:type="dxa" w:w="35"/>
+              <w:top w:type="dxa" w:w="25"/>
               <w:left w:type="dxa" w:w="110"/>
-              <w:bottom w:type="dxa" w:w="45"/>
-              <w:right w:type="dxa" w:w="90"/>
-            </w:tcMar>
-            <w:vAlign w:val="top"/>
-          </w:tcPr>
-          <w:p>
-            <w:pPr>
-              <w:spacing w:after="10"/>
+              <w:bottom w:type="dxa" w:w="30"/>
+              <w:right w:type="dxa" w:w="90"/>
+            </w:tcMar>
+            <w:vAlign w:val="top"/>
+          </w:tcPr>
+          <w:p>
+            <w:pPr>
+              <w:spacing w:after="0"/>
             </w:pPr>
             <w:r>
               <w:rPr>
@@ -9051,7 +9051,7 @@
     </w:tbl>
     <w:p>
       <w:pPr>
-        <w:spacing w:after="40"/>
+        <w:spacing w:after="24"/>
       </w:pPr>
     </w:p>
     <w:tbl>
@@ -9080,9 +9080,9 @@
             <w:tcW w:type="dxa" w:w="3000"/>
             <w:shd w:fill="E6E6E6" w:color="auto" w:val="clear"/>
             <w:tcMar>
-              <w:top w:type="dxa" w:w="30"/>
+              <w:top w:type="dxa" w:w="20"/>
               <w:left w:type="dxa" w:w="110"/>
-              <w:bottom w:type="dxa" w:w="30"/>
+              <w:bottom w:type="dxa" w:w="20"/>
               <w:right w:type="dxa" w:w="90"/>
             </w:tcMar>
             <w:vAlign w:val="center"/>
@@ -9110,9 +9110,9 @@
             <w:gridSpan w:val="2"/>
             <w:shd w:fill="E6E6E6" w:color="auto" w:val="clear"/>
             <w:tcMar>
-              <w:top w:type="dxa" w:w="30"/>
+              <w:top w:type="dxa" w:w="20"/>
               <w:left w:type="dxa" w:w="110"/>
-              <w:bottom w:type="dxa" w:w="30"/>
+              <w:bottom w:type="dxa" w:w="20"/>
               <w:right w:type="dxa" w:w="90"/>
             </w:tcMar>
             <w:vAlign w:val="center"/>
@@ -9143,16 +9143,16 @@
           <w:tcPr>
             <w:tcW w:type="dxa" w:w="3000"/>
             <w:tcMar>
-              <w:top w:type="dxa" w:w="35"/>
+              <w:top w:type="dxa" w:w="25"/>
               <w:left w:type="dxa" w:w="110"/>
-              <w:bottom w:type="dxa" w:w="45"/>
-              <w:right w:type="dxa" w:w="90"/>
-            </w:tcMar>
-            <w:vAlign w:val="top"/>
-          </w:tcPr>
-          <w:p>
-            <w:pPr>
-              <w:spacing w:after="10"/>
+              <w:bottom w:type="dxa" w:w="30"/>
+              <w:right w:type="dxa" w:w="90"/>
+            </w:tcMar>
+            <w:vAlign w:val="top"/>
+          </w:tcPr>
+          <w:p>
+            <w:pPr>
+              <w:spacing w:after="0"/>
             </w:pPr>
             <w:r>
               <w:rPr>
@@ -9188,16 +9188,16 @@
           <w:tcPr>
             <w:tcW w:type="dxa" w:w="3000"/>
             <w:tcMar>
-              <w:top w:type="dxa" w:w="35"/>
+              <w:top w:type="dxa" w:w="25"/>
               <w:left w:type="dxa" w:w="110"/>
-              <w:bottom w:type="dxa" w:w="45"/>
-              <w:right w:type="dxa" w:w="90"/>
-            </w:tcMar>
-            <w:vAlign w:val="top"/>
-          </w:tcPr>
-          <w:p>
-            <w:pPr>
-              <w:spacing w:after="10"/>
+              <w:bottom w:type="dxa" w:w="30"/>
+              <w:right w:type="dxa" w:w="90"/>
+            </w:tcMar>
+            <w:vAlign w:val="top"/>
+          </w:tcPr>
+          <w:p>
+            <w:pPr>
+              <w:spacing w:after="0"/>
             </w:pPr>
             <w:r>
               <w:rPr>
@@ -9233,16 +9233,16 @@
           <w:tcPr>
             <w:tcW w:type="dxa" w:w="3000"/>
             <w:tcMar>
-              <w:top w:type="dxa" w:w="35"/>
+              <w:top w:type="dxa" w:w="25"/>
               <w:left w:type="dxa" w:w="110"/>
-              <w:bottom w:type="dxa" w:w="45"/>
-              <w:right w:type="dxa" w:w="90"/>
-            </w:tcMar>
-            <w:vAlign w:val="top"/>
-          </w:tcPr>
-          <w:p>
-            <w:pPr>
-              <w:spacing w:after="10"/>
+              <w:bottom w:type="dxa" w:w="30"/>
+              <w:right w:type="dxa" w:w="90"/>
+            </w:tcMar>
+            <w:vAlign w:val="top"/>
+          </w:tcPr>
+          <w:p>
+            <w:pPr>
+              <w:spacing w:after="0"/>
             </w:pPr>
             <w:r>
               <w:rPr>
@@ -9305,16 +9305,16 @@
           <w:tcPr>
             <w:tcW w:type="dxa" w:w="3000"/>
             <w:tcMar>
-              <w:top w:type="dxa" w:w="35"/>
+              <w:top w:type="dxa" w:w="25"/>
               <w:left w:type="dxa" w:w="110"/>
-              <w:bottom w:type="dxa" w:w="45"/>
-              <w:right w:type="dxa" w:w="90"/>
-            </w:tcMar>
-            <w:vAlign w:val="top"/>
-          </w:tcPr>
-          <w:p>
-            <w:pPr>
-              <w:spacing w:after="10"/>
+              <w:bottom w:type="dxa" w:w="30"/>
+              <w:right w:type="dxa" w:w="90"/>
+            </w:tcMar>
+            <w:vAlign w:val="top"/>
+          </w:tcPr>
+          <w:p>
+            <w:pPr>
+              <w:spacing w:after="0"/>
             </w:pPr>
             <w:r>
               <w:rPr>
@@ -9350,16 +9350,16 @@
           <w:tcPr>
             <w:tcW w:type="dxa" w:w="3000"/>
             <w:tcMar>
-              <w:top w:type="dxa" w:w="35"/>
+              <w:top w:type="dxa" w:w="25"/>
               <w:left w:type="dxa" w:w="110"/>
-              <w:bottom w:type="dxa" w:w="45"/>
-              <w:right w:type="dxa" w:w="90"/>
-            </w:tcMar>
-            <w:vAlign w:val="top"/>
-          </w:tcPr>
-          <w:p>
-            <w:pPr>
-              <w:spacing w:after="10"/>
+              <w:bottom w:type="dxa" w:w="30"/>
+              <w:right w:type="dxa" w:w="90"/>
+            </w:tcMar>
+            <w:vAlign w:val="top"/>
+          </w:tcPr>
+          <w:p>
+            <w:pPr>
+              <w:spacing w:after="0"/>
             </w:pPr>
             <w:r>
               <w:rPr>
@@ -9395,16 +9395,16 @@
           <w:tcPr>
             <w:tcW w:type="dxa" w:w="3000"/>
             <w:tcMar>
-              <w:top w:type="dxa" w:w="35"/>
+              <w:top w:type="dxa" w:w="25"/>
               <w:left w:type="dxa" w:w="110"/>
-              <w:bottom w:type="dxa" w:w="45"/>
-              <w:right w:type="dxa" w:w="90"/>
-            </w:tcMar>
-            <w:vAlign w:val="top"/>
-          </w:tcPr>
-          <w:p>
-            <w:pPr>
-              <w:spacing w:after="10"/>
+              <w:bottom w:type="dxa" w:w="30"/>
+              <w:right w:type="dxa" w:w="90"/>
+            </w:tcMar>
+            <w:vAlign w:val="top"/>
+          </w:tcPr>
+          <w:p>
+            <w:pPr>
+              <w:spacing w:after="0"/>
             </w:pPr>
             <w:r>
               <w:rPr>
@@ -9440,7 +9440,7 @@
     </w:tbl>
     <w:p>
       <w:pPr>
-        <w:spacing w:after="40"/>
+        <w:spacing w:after="24"/>
       </w:pPr>
     </w:p>
     <w:tbl>
@@ -9469,9 +9469,9 @@
             <w:tcW w:type="dxa" w:w="3000"/>
             <w:shd w:fill="E6E6E6" w:color="auto" w:val="clear"/>
             <w:tcMar>
-              <w:top w:type="dxa" w:w="30"/>
+              <w:top w:type="dxa" w:w="20"/>
               <w:left w:type="dxa" w:w="110"/>
-              <w:bottom w:type="dxa" w:w="30"/>
+              <w:bottom w:type="dxa" w:w="20"/>
               <w:right w:type="dxa" w:w="90"/>
             </w:tcMar>
             <w:vAlign w:val="center"/>
@@ -9499,9 +9499,9 @@
             <w:gridSpan w:val="2"/>
             <w:shd w:fill="E6E6E6" w:color="auto" w:val="clear"/>
             <w:tcMar>
-              <w:top w:type="dxa" w:w="30"/>
+              <w:top w:type="dxa" w:w="20"/>
               <w:left w:type="dxa" w:w="110"/>
-              <w:bottom w:type="dxa" w:w="30"/>
+              <w:bottom w:type="dxa" w:w="20"/>
               <w:right w:type="dxa" w:w="90"/>
             </w:tcMar>
             <w:vAlign w:val="center"/>
@@ -9532,16 +9532,16 @@
           <w:tcPr>
             <w:tcW w:type="dxa" w:w="3000"/>
             <w:tcMar>
-              <w:top w:type="dxa" w:w="35"/>
+              <w:top w:type="dxa" w:w="25"/>
               <w:left w:type="dxa" w:w="110"/>
-              <w:bottom w:type="dxa" w:w="45"/>
-              <w:right w:type="dxa" w:w="90"/>
-            </w:tcMar>
-            <w:vAlign w:val="top"/>
-          </w:tcPr>
-          <w:p>
-            <w:pPr>
-              <w:spacing w:after="10"/>
+              <w:bottom w:type="dxa" w:w="30"/>
+              <w:right w:type="dxa" w:w="90"/>
+            </w:tcMar>
+            <w:vAlign w:val="top"/>
+          </w:tcPr>
+          <w:p>
+            <w:pPr>
+              <w:spacing w:after="0"/>
             </w:pPr>
             <w:r>
               <w:rPr>
@@ -9577,16 +9577,16 @@
           <w:tcPr>
             <w:tcW w:type="dxa" w:w="3000"/>
             <w:tcMar>
-              <w:top w:type="dxa" w:w="35"/>
+              <w:top w:type="dxa" w:w="25"/>
               <w:left w:type="dxa" w:w="110"/>
-              <w:bottom w:type="dxa" w:w="45"/>
-              <w:right w:type="dxa" w:w="90"/>
-            </w:tcMar>
-            <w:vAlign w:val="top"/>
-          </w:tcPr>
-          <w:p>
-            <w:pPr>
-              <w:spacing w:after="10"/>
+              <w:bottom w:type="dxa" w:w="30"/>
+              <w:right w:type="dxa" w:w="90"/>
+            </w:tcMar>
+            <w:vAlign w:val="top"/>
+          </w:tcPr>
+          <w:p>
+            <w:pPr>
+              <w:spacing w:after="0"/>
             </w:pPr>
             <w:r>
               <w:rPr>
@@ -9622,16 +9622,16 @@
           <w:tcPr>
             <w:tcW w:type="dxa" w:w="3000"/>
             <w:tcMar>
-              <w:top w:type="dxa" w:w="35"/>
+              <w:top w:type="dxa" w:w="25"/>
               <w:left w:type="dxa" w:w="110"/>
-              <w:bottom w:type="dxa" w:w="45"/>
-              <w:right w:type="dxa" w:w="90"/>
-            </w:tcMar>
-            <w:vAlign w:val="top"/>
-          </w:tcPr>
-          <w:p>
-            <w:pPr>
-              <w:spacing w:after="10"/>
+              <w:bottom w:type="dxa" w:w="30"/>
+              <w:right w:type="dxa" w:w="90"/>
+            </w:tcMar>
+            <w:vAlign w:val="top"/>
+          </w:tcPr>
+          <w:p>
+            <w:pPr>
+              <w:spacing w:after="0"/>
             </w:pPr>
             <w:r>
               <w:rPr>
@@ -9716,16 +9716,16 @@
           <w:tcPr>
             <w:tcW w:type="dxa" w:w="3000"/>
             <w:tcMar>
-              <w:top w:type="dxa" w:w="35"/>
+              <w:top w:type="dxa" w:w="25"/>
               <w:left w:type="dxa" w:w="110"/>
-              <w:bottom w:type="dxa" w:w="45"/>
-              <w:right w:type="dxa" w:w="90"/>
-            </w:tcMar>
-            <w:vAlign w:val="top"/>
-          </w:tcPr>
-          <w:p>
-            <w:pPr>
-              <w:spacing w:after="10"/>
+              <w:bottom w:type="dxa" w:w="30"/>
+              <w:right w:type="dxa" w:w="90"/>
+            </w:tcMar>
+            <w:vAlign w:val="top"/>
+          </w:tcPr>
+          <w:p>
+            <w:pPr>
+              <w:spacing w:after="0"/>
             </w:pPr>
             <w:r>
               <w:rPr>
@@ -9761,16 +9761,16 @@
           <w:tcPr>
             <w:tcW w:type="dxa" w:w="3000"/>
             <w:tcMar>
-              <w:top w:type="dxa" w:w="35"/>
+              <w:top w:type="dxa" w:w="25"/>
               <w:left w:type="dxa" w:w="110"/>
-              <w:bottom w:type="dxa" w:w="45"/>
-              <w:right w:type="dxa" w:w="90"/>
-            </w:tcMar>
-            <w:vAlign w:val="top"/>
-          </w:tcPr>
-          <w:p>
-            <w:pPr>
-              <w:spacing w:after="10"/>
+              <w:bottom w:type="dxa" w:w="30"/>
+              <w:right w:type="dxa" w:w="90"/>
+            </w:tcMar>
+            <w:vAlign w:val="top"/>
+          </w:tcPr>
+          <w:p>
+            <w:pPr>
+              <w:spacing w:after="0"/>
             </w:pPr>
             <w:r>
               <w:rPr>
@@ -9806,16 +9806,16 @@
           <w:tcPr>
             <w:tcW w:type="dxa" w:w="3000"/>
             <w:tcMar>
-              <w:top w:type="dxa" w:w="35"/>
+              <w:top w:type="dxa" w:w="25"/>
               <w:left w:type="dxa" w:w="110"/>
-              <w:bottom w:type="dxa" w:w="45"/>
-              <w:right w:type="dxa" w:w="90"/>
-            </w:tcMar>
-            <w:vAlign w:val="top"/>
-          </w:tcPr>
-          <w:p>
-            <w:pPr>
-              <w:spacing w:after="10"/>
+              <w:bottom w:type="dxa" w:w="30"/>
+              <w:right w:type="dxa" w:w="90"/>
+            </w:tcMar>
+            <w:vAlign w:val="top"/>
+          </w:tcPr>
+          <w:p>
+            <w:pPr>
+              <w:spacing w:after="0"/>
             </w:pPr>
             <w:r>
               <w:rPr>
@@ -9974,7 +9974,7 @@
           <w:sz w:val="18"/>
           <w:szCs w:val="18"/>
         </w:rPr>
-        <w:t xml:space="preserve">Later faults: two values, other sectors, a REFERENCE that points on, or TIME-CRITICAL. "ASK MED → …": the Liaison asks Medical for that reference; the answer is a number or a sector's name to follow.</w:t>
+        <w:t xml:space="preserve">Later faults: two or three values, other sectors, a REFERENCE that points on, or TIME-CRITICAL. "ASK MED → …": the Liaison asks Medical for that reference; the answer is a number or a sector's name to follow.</w:t>
       </w:r>
     </w:p>
     <w:tbl>
@@ -10003,9 +10003,9 @@
             <w:tcW w:type="dxa" w:w="3000"/>
             <w:shd w:fill="E6E6E6" w:color="auto" w:val="clear"/>
             <w:tcMar>
-              <w:top w:type="dxa" w:w="30"/>
+              <w:top w:type="dxa" w:w="20"/>
               <w:left w:type="dxa" w:w="110"/>
-              <w:bottom w:type="dxa" w:w="30"/>
+              <w:bottom w:type="dxa" w:w="20"/>
               <w:right w:type="dxa" w:w="90"/>
             </w:tcMar>
             <w:vAlign w:val="center"/>
@@ -10033,9 +10033,9 @@
             <w:gridSpan w:val="2"/>
             <w:shd w:fill="E6E6E6" w:color="auto" w:val="clear"/>
             <w:tcMar>
-              <w:top w:type="dxa" w:w="30"/>
+              <w:top w:type="dxa" w:w="20"/>
               <w:left w:type="dxa" w:w="110"/>
-              <w:bottom w:type="dxa" w:w="30"/>
+              <w:bottom w:type="dxa" w:w="20"/>
               <w:right w:type="dxa" w:w="90"/>
             </w:tcMar>
             <w:vAlign w:val="center"/>
@@ -10066,16 +10066,16 @@
           <w:tcPr>
             <w:tcW w:type="dxa" w:w="3000"/>
             <w:tcMar>
-              <w:top w:type="dxa" w:w="35"/>
+              <w:top w:type="dxa" w:w="25"/>
               <w:left w:type="dxa" w:w="110"/>
-              <w:bottom w:type="dxa" w:w="45"/>
-              <w:right w:type="dxa" w:w="90"/>
-            </w:tcMar>
-            <w:vAlign w:val="top"/>
-          </w:tcPr>
-          <w:p>
-            <w:pPr>
-              <w:spacing w:after="10"/>
+              <w:bottom w:type="dxa" w:w="30"/>
+              <w:right w:type="dxa" w:w="90"/>
+            </w:tcMar>
+            <w:vAlign w:val="top"/>
+          </w:tcPr>
+          <w:p>
+            <w:pPr>
+              <w:spacing w:after="0"/>
             </w:pPr>
             <w:r>
               <w:rPr>
@@ -10111,16 +10111,16 @@
           <w:tcPr>
             <w:tcW w:type="dxa" w:w="3000"/>
             <w:tcMar>
-              <w:top w:type="dxa" w:w="35"/>
+              <w:top w:type="dxa" w:w="25"/>
               <w:left w:type="dxa" w:w="110"/>
-              <w:bottom w:type="dxa" w:w="45"/>
-              <w:right w:type="dxa" w:w="90"/>
-            </w:tcMar>
-            <w:vAlign w:val="top"/>
-          </w:tcPr>
-          <w:p>
-            <w:pPr>
-              <w:spacing w:after="10"/>
+              <w:bottom w:type="dxa" w:w="30"/>
+              <w:right w:type="dxa" w:w="90"/>
+            </w:tcMar>
+            <w:vAlign w:val="top"/>
+          </w:tcPr>
+          <w:p>
+            <w:pPr>
+              <w:spacing w:after="0"/>
             </w:pPr>
             <w:r>
               <w:rPr>
@@ -10156,16 +10156,16 @@
           <w:tcPr>
             <w:tcW w:type="dxa" w:w="3000"/>
             <w:tcMar>
-              <w:top w:type="dxa" w:w="35"/>
+              <w:top w:type="dxa" w:w="25"/>
               <w:left w:type="dxa" w:w="110"/>
-              <w:bottom w:type="dxa" w:w="45"/>
-              <w:right w:type="dxa" w:w="90"/>
-            </w:tcMar>
-            <w:vAlign w:val="top"/>
-          </w:tcPr>
-          <w:p>
-            <w:pPr>
-              <w:spacing w:after="10"/>
+              <w:bottom w:type="dxa" w:w="30"/>
+              <w:right w:type="dxa" w:w="90"/>
+            </w:tcMar>
+            <w:vAlign w:val="top"/>
+          </w:tcPr>
+          <w:p>
+            <w:pPr>
+              <w:spacing w:after="0"/>
             </w:pPr>
             <w:r>
               <w:rPr>
@@ -10250,16 +10250,16 @@
           <w:tcPr>
             <w:tcW w:type="dxa" w:w="3000"/>
             <w:tcMar>
-              <w:top w:type="dxa" w:w="35"/>
+              <w:top w:type="dxa" w:w="25"/>
               <w:left w:type="dxa" w:w="110"/>
-              <w:bottom w:type="dxa" w:w="45"/>
-              <w:right w:type="dxa" w:w="90"/>
-            </w:tcMar>
-            <w:vAlign w:val="top"/>
-          </w:tcPr>
-          <w:p>
-            <w:pPr>
-              <w:spacing w:after="10"/>
+              <w:bottom w:type="dxa" w:w="30"/>
+              <w:right w:type="dxa" w:w="90"/>
+            </w:tcMar>
+            <w:vAlign w:val="top"/>
+          </w:tcPr>
+          <w:p>
+            <w:pPr>
+              <w:spacing w:after="0"/>
             </w:pPr>
             <w:r>
               <w:rPr>
@@ -10295,16 +10295,16 @@
           <w:tcPr>
             <w:tcW w:type="dxa" w:w="3000"/>
             <w:tcMar>
-              <w:top w:type="dxa" w:w="35"/>
+              <w:top w:type="dxa" w:w="25"/>
               <w:left w:type="dxa" w:w="110"/>
-              <w:bottom w:type="dxa" w:w="45"/>
-              <w:right w:type="dxa" w:w="90"/>
-            </w:tcMar>
-            <w:vAlign w:val="top"/>
-          </w:tcPr>
-          <w:p>
-            <w:pPr>
-              <w:spacing w:after="10"/>
+              <w:bottom w:type="dxa" w:w="30"/>
+              <w:right w:type="dxa" w:w="90"/>
+            </w:tcMar>
+            <w:vAlign w:val="top"/>
+          </w:tcPr>
+          <w:p>
+            <w:pPr>
+              <w:spacing w:after="0"/>
             </w:pPr>
             <w:r>
               <w:rPr>
@@ -10340,16 +10340,16 @@
           <w:tcPr>
             <w:tcW w:type="dxa" w:w="3000"/>
             <w:tcMar>
-              <w:top w:type="dxa" w:w="35"/>
+              <w:top w:type="dxa" w:w="25"/>
               <w:left w:type="dxa" w:w="110"/>
-              <w:bottom w:type="dxa" w:w="45"/>
-              <w:right w:type="dxa" w:w="90"/>
-            </w:tcMar>
-            <w:vAlign w:val="top"/>
-          </w:tcPr>
-          <w:p>
-            <w:pPr>
-              <w:spacing w:after="10"/>
+              <w:bottom w:type="dxa" w:w="30"/>
+              <w:right w:type="dxa" w:w="90"/>
+            </w:tcMar>
+            <w:vAlign w:val="top"/>
+          </w:tcPr>
+          <w:p>
+            <w:pPr>
+              <w:spacing w:after="0"/>
             </w:pPr>
             <w:r>
               <w:rPr>
@@ -10385,7 +10385,7 @@
     </w:tbl>
     <w:p>
       <w:pPr>
-        <w:spacing w:after="40"/>
+        <w:spacing w:after="24"/>
       </w:pPr>
     </w:p>
     <w:tbl>
@@ -10414,9 +10414,9 @@
             <w:tcW w:type="dxa" w:w="3000"/>
             <w:shd w:fill="E6E6E6" w:color="auto" w:val="clear"/>
             <w:tcMar>
-              <w:top w:type="dxa" w:w="30"/>
+              <w:top w:type="dxa" w:w="20"/>
               <w:left w:type="dxa" w:w="110"/>
-              <w:bottom w:type="dxa" w:w="30"/>
+              <w:bottom w:type="dxa" w:w="20"/>
               <w:right w:type="dxa" w:w="90"/>
             </w:tcMar>
             <w:vAlign w:val="center"/>
@@ -10444,9 +10444,9 @@
             <w:gridSpan w:val="2"/>
             <w:shd w:fill="E6E6E6" w:color="auto" w:val="clear"/>
             <w:tcMar>
-              <w:top w:type="dxa" w:w="30"/>
+              <w:top w:type="dxa" w:w="20"/>
               <w:left w:type="dxa" w:w="110"/>
-              <w:bottom w:type="dxa" w:w="30"/>
+              <w:bottom w:type="dxa" w:w="20"/>
               <w:right w:type="dxa" w:w="90"/>
             </w:tcMar>
             <w:vAlign w:val="center"/>
@@ -10477,16 +10477,16 @@
           <w:tcPr>
             <w:tcW w:type="dxa" w:w="3000"/>
             <w:tcMar>
-              <w:top w:type="dxa" w:w="35"/>
+              <w:top w:type="dxa" w:w="25"/>
               <w:left w:type="dxa" w:w="110"/>
-              <w:bottom w:type="dxa" w:w="45"/>
-              <w:right w:type="dxa" w:w="90"/>
-            </w:tcMar>
-            <w:vAlign w:val="top"/>
-          </w:tcPr>
-          <w:p>
-            <w:pPr>
-              <w:spacing w:after="10"/>
+              <w:bottom w:type="dxa" w:w="30"/>
+              <w:right w:type="dxa" w:w="90"/>
+            </w:tcMar>
+            <w:vAlign w:val="top"/>
+          </w:tcPr>
+          <w:p>
+            <w:pPr>
+              <w:spacing w:after="0"/>
             </w:pPr>
             <w:r>
               <w:rPr>
@@ -10522,16 +10522,16 @@
           <w:tcPr>
             <w:tcW w:type="dxa" w:w="3000"/>
             <w:tcMar>
-              <w:top w:type="dxa" w:w="35"/>
+              <w:top w:type="dxa" w:w="25"/>
               <w:left w:type="dxa" w:w="110"/>
-              <w:bottom w:type="dxa" w:w="45"/>
-              <w:right w:type="dxa" w:w="90"/>
-            </w:tcMar>
-            <w:vAlign w:val="top"/>
-          </w:tcPr>
-          <w:p>
-            <w:pPr>
-              <w:spacing w:after="10"/>
+              <w:bottom w:type="dxa" w:w="30"/>
+              <w:right w:type="dxa" w:w="90"/>
+            </w:tcMar>
+            <w:vAlign w:val="top"/>
+          </w:tcPr>
+          <w:p>
+            <w:pPr>
+              <w:spacing w:after="0"/>
             </w:pPr>
             <w:r>
               <w:rPr>
@@ -10567,16 +10567,16 @@
           <w:tcPr>
             <w:tcW w:type="dxa" w:w="3000"/>
             <w:tcMar>
-              <w:top w:type="dxa" w:w="35"/>
+              <w:top w:type="dxa" w:w="25"/>
               <w:left w:type="dxa" w:w="110"/>
-              <w:bottom w:type="dxa" w:w="45"/>
-              <w:right w:type="dxa" w:w="90"/>
-            </w:tcMar>
-            <w:vAlign w:val="top"/>
-          </w:tcPr>
-          <w:p>
-            <w:pPr>
-              <w:spacing w:after="10"/>
+              <w:bottom w:type="dxa" w:w="30"/>
+              <w:right w:type="dxa" w:w="90"/>
+            </w:tcMar>
+            <w:vAlign w:val="top"/>
+          </w:tcPr>
+          <w:p>
+            <w:pPr>
+              <w:spacing w:after="0"/>
             </w:pPr>
             <w:r>
               <w:rPr>
@@ -10661,16 +10661,16 @@
           <w:tcPr>
             <w:tcW w:type="dxa" w:w="3000"/>
             <w:tcMar>
-              <w:top w:type="dxa" w:w="35"/>
+              <w:top w:type="dxa" w:w="25"/>
               <w:left w:type="dxa" w:w="110"/>
-              <w:bottom w:type="dxa" w:w="45"/>
-              <w:right w:type="dxa" w:w="90"/>
-            </w:tcMar>
-            <w:vAlign w:val="top"/>
-          </w:tcPr>
-          <w:p>
-            <w:pPr>
-              <w:spacing w:after="10"/>
+              <w:bottom w:type="dxa" w:w="30"/>
+              <w:right w:type="dxa" w:w="90"/>
+            </w:tcMar>
+            <w:vAlign w:val="top"/>
+          </w:tcPr>
+          <w:p>
+            <w:pPr>
+              <w:spacing w:after="0"/>
             </w:pPr>
             <w:r>
               <w:rPr>
@@ -10722,16 +10722,16 @@
           <w:tcPr>
             <w:tcW w:type="dxa" w:w="3000"/>
             <w:tcMar>
-              <w:top w:type="dxa" w:w="35"/>
+              <w:top w:type="dxa" w:w="25"/>
               <w:left w:type="dxa" w:w="110"/>
-              <w:bottom w:type="dxa" w:w="45"/>
-              <w:right w:type="dxa" w:w="90"/>
-            </w:tcMar>
-            <w:vAlign w:val="top"/>
-          </w:tcPr>
-          <w:p>
-            <w:pPr>
-              <w:spacing w:after="10"/>
+              <w:bottom w:type="dxa" w:w="30"/>
+              <w:right w:type="dxa" w:w="90"/>
+            </w:tcMar>
+            <w:vAlign w:val="top"/>
+          </w:tcPr>
+          <w:p>
+            <w:pPr>
+              <w:spacing w:after="0"/>
             </w:pPr>
             <w:r>
               <w:rPr>
@@ -10767,16 +10767,16 @@
           <w:tcPr>
             <w:tcW w:type="dxa" w:w="3000"/>
             <w:tcMar>
-              <w:top w:type="dxa" w:w="35"/>
+              <w:top w:type="dxa" w:w="25"/>
               <w:left w:type="dxa" w:w="110"/>
-              <w:bottom w:type="dxa" w:w="45"/>
-              <w:right w:type="dxa" w:w="90"/>
-            </w:tcMar>
-            <w:vAlign w:val="top"/>
-          </w:tcPr>
-          <w:p>
-            <w:pPr>
-              <w:spacing w:after="10"/>
+              <w:bottom w:type="dxa" w:w="30"/>
+              <w:right w:type="dxa" w:w="90"/>
+            </w:tcMar>
+            <w:vAlign w:val="top"/>
+          </w:tcPr>
+          <w:p>
+            <w:pPr>
+              <w:spacing w:after="0"/>
             </w:pPr>
             <w:r>
               <w:rPr>
@@ -10812,7 +10812,7 @@
     </w:tbl>
     <w:p>
       <w:pPr>
-        <w:spacing w:after="40"/>
+        <w:spacing w:after="24"/>
       </w:pPr>
     </w:p>
     <w:tbl>
@@ -10841,9 +10841,9 @@
             <w:tcW w:type="dxa" w:w="3000"/>
             <w:shd w:fill="E6E6E6" w:color="auto" w:val="clear"/>
             <w:tcMar>
-              <w:top w:type="dxa" w:w="30"/>
+              <w:top w:type="dxa" w:w="20"/>
               <w:left w:type="dxa" w:w="110"/>
-              <w:bottom w:type="dxa" w:w="30"/>
+              <w:bottom w:type="dxa" w:w="20"/>
               <w:right w:type="dxa" w:w="90"/>
             </w:tcMar>
             <w:vAlign w:val="center"/>
@@ -10871,9 +10871,9 @@
             <w:gridSpan w:val="2"/>
             <w:shd w:fill="E6E6E6" w:color="auto" w:val="clear"/>
             <w:tcMar>
-              <w:top w:type="dxa" w:w="30"/>
+              <w:top w:type="dxa" w:w="20"/>
               <w:left w:type="dxa" w:w="110"/>
-              <w:bottom w:type="dxa" w:w="30"/>
+              <w:bottom w:type="dxa" w:w="20"/>
               <w:right w:type="dxa" w:w="90"/>
             </w:tcMar>
             <w:vAlign w:val="center"/>
@@ -10904,16 +10904,16 @@
           <w:tcPr>
             <w:tcW w:type="dxa" w:w="3000"/>
             <w:tcMar>
-              <w:top w:type="dxa" w:w="35"/>
+              <w:top w:type="dxa" w:w="25"/>
               <w:left w:type="dxa" w:w="110"/>
-              <w:bottom w:type="dxa" w:w="45"/>
-              <w:right w:type="dxa" w:w="90"/>
-            </w:tcMar>
-            <w:vAlign w:val="top"/>
-          </w:tcPr>
-          <w:p>
-            <w:pPr>
-              <w:spacing w:after="10"/>
+              <w:bottom w:type="dxa" w:w="30"/>
+              <w:right w:type="dxa" w:w="90"/>
+            </w:tcMar>
+            <w:vAlign w:val="top"/>
+          </w:tcPr>
+          <w:p>
+            <w:pPr>
+              <w:spacing w:after="0"/>
             </w:pPr>
             <w:r>
               <w:rPr>
@@ -10949,16 +10949,16 @@
           <w:tcPr>
             <w:tcW w:type="dxa" w:w="3000"/>
             <w:tcMar>
-              <w:top w:type="dxa" w:w="35"/>
+              <w:top w:type="dxa" w:w="25"/>
               <w:left w:type="dxa" w:w="110"/>
-              <w:bottom w:type="dxa" w:w="45"/>
-              <w:right w:type="dxa" w:w="90"/>
-            </w:tcMar>
-            <w:vAlign w:val="top"/>
-          </w:tcPr>
-          <w:p>
-            <w:pPr>
-              <w:spacing w:after="10"/>
+              <w:bottom w:type="dxa" w:w="30"/>
+              <w:right w:type="dxa" w:w="90"/>
+            </w:tcMar>
+            <w:vAlign w:val="top"/>
+          </w:tcPr>
+          <w:p>
+            <w:pPr>
+              <w:spacing w:after="0"/>
             </w:pPr>
             <w:r>
               <w:rPr>
@@ -10994,16 +10994,16 @@
           <w:tcPr>
             <w:tcW w:type="dxa" w:w="3000"/>
             <w:tcMar>
-              <w:top w:type="dxa" w:w="35"/>
+              <w:top w:type="dxa" w:w="25"/>
               <w:left w:type="dxa" w:w="110"/>
-              <w:bottom w:type="dxa" w:w="45"/>
-              <w:right w:type="dxa" w:w="90"/>
-            </w:tcMar>
-            <w:vAlign w:val="top"/>
-          </w:tcPr>
-          <w:p>
-            <w:pPr>
-              <w:spacing w:after="10"/>
+              <w:bottom w:type="dxa" w:w="30"/>
+              <w:right w:type="dxa" w:w="90"/>
+            </w:tcMar>
+            <w:vAlign w:val="top"/>
+          </w:tcPr>
+          <w:p>
+            <w:pPr>
+              <w:spacing w:after="0"/>
             </w:pPr>
             <w:r>
               <w:rPr>
@@ -11088,16 +11088,16 @@
           <w:tcPr>
             <w:tcW w:type="dxa" w:w="3000"/>
             <w:tcMar>
-              <w:top w:type="dxa" w:w="35"/>
+              <w:top w:type="dxa" w:w="25"/>
               <w:left w:type="dxa" w:w="110"/>
-              <w:bottom w:type="dxa" w:w="45"/>
-              <w:right w:type="dxa" w:w="90"/>
-            </w:tcMar>
-            <w:vAlign w:val="top"/>
-          </w:tcPr>
-          <w:p>
-            <w:pPr>
-              <w:spacing w:after="10"/>
+              <w:bottom w:type="dxa" w:w="30"/>
+              <w:right w:type="dxa" w:w="90"/>
+            </w:tcMar>
+            <w:vAlign w:val="top"/>
+          </w:tcPr>
+          <w:p>
+            <w:pPr>
+              <w:spacing w:after="0"/>
             </w:pPr>
             <w:r>
               <w:rPr>
@@ -11149,16 +11149,16 @@
           <w:tcPr>
             <w:tcW w:type="dxa" w:w="3000"/>
             <w:tcMar>
-              <w:top w:type="dxa" w:w="35"/>
+              <w:top w:type="dxa" w:w="25"/>
               <w:left w:type="dxa" w:w="110"/>
-              <w:bottom w:type="dxa" w:w="45"/>
-              <w:right w:type="dxa" w:w="90"/>
-            </w:tcMar>
-            <w:vAlign w:val="top"/>
-          </w:tcPr>
-          <w:p>
-            <w:pPr>
-              <w:spacing w:after="10"/>
+              <w:bottom w:type="dxa" w:w="30"/>
+              <w:right w:type="dxa" w:w="90"/>
+            </w:tcMar>
+            <w:vAlign w:val="top"/>
+          </w:tcPr>
+          <w:p>
+            <w:pPr>
+              <w:spacing w:after="0"/>
             </w:pPr>
             <w:r>
               <w:rPr>
@@ -11210,16 +11210,16 @@
           <w:tcPr>
             <w:tcW w:type="dxa" w:w="3000"/>
             <w:tcMar>
-              <w:top w:type="dxa" w:w="35"/>
+              <w:top w:type="dxa" w:w="25"/>
               <w:left w:type="dxa" w:w="110"/>
-              <w:bottom w:type="dxa" w:w="45"/>
-              <w:right w:type="dxa" w:w="90"/>
-            </w:tcMar>
-            <w:vAlign w:val="top"/>
-          </w:tcPr>
-          <w:p>
-            <w:pPr>
-              <w:spacing w:after="10"/>
+              <w:bottom w:type="dxa" w:w="30"/>
+              <w:right w:type="dxa" w:w="90"/>
+            </w:tcMar>
+            <w:vAlign w:val="top"/>
+          </w:tcPr>
+          <w:p>
+            <w:pPr>
+              <w:spacing w:after="0"/>
             </w:pPr>
             <w:r>
               <w:rPr>
@@ -11231,13 +11231,59 @@
                 <w:sz w:val="13"/>
                 <w:szCs w:val="13"/>
               </w:rPr>
-              <w:t xml:space="preserve">ENTER</w:t>
-            </w:r>
-          </w:p>
-          <w:p>
-            <w:pPr>
-              <w:spacing w:after="0"/>
-            </w:pPr>
+              <w:t xml:space="preserve">VALUE 3</w:t>
+            </w:r>
+          </w:p>
+          <w:p>
+            <w:pPr>
+              <w:spacing w:after="0"/>
+            </w:pPr>
+            <w:r>
+              <w:rPr>
+                <w:rFonts w:ascii="Arial" w:cs="Arial" w:eastAsia="Arial" w:hAnsi="Arial"/>
+                <w:b/>
+                <w:bCs/>
+                <w:color w:val="000000"/>
+                <w:sz w:val="19"/>
+                <w:szCs w:val="19"/>
+              </w:rPr>
+              <w:t xml:space="preserve">YOUR Appendix C → Master Uplink Reset Key</w:t>
+            </w:r>
+          </w:p>
+        </w:tc>
+      </w:tr>
+      <w:tr>
+        <w:trPr>
+          <w:cantSplit/>
+        </w:trPr>
+        <w:tc>
+          <w:tcPr>
+            <w:tcW w:type="dxa" w:w="9026"/>
+            <w:gridSpan w:val="3"/>
+            <w:tcMar>
+              <w:top w:type="dxa" w:w="20"/>
+              <w:left w:type="dxa" w:w="110"/>
+              <w:bottom w:type="dxa" w:w="25"/>
+              <w:right w:type="dxa" w:w="90"/>
+            </w:tcMar>
+            <w:vAlign w:val="center"/>
+          </w:tcPr>
+          <w:p>
+            <w:pPr>
+              <w:spacing w:after="0"/>
+            </w:pPr>
+            <w:r>
+              <w:rPr>
+                <w:rFonts w:ascii="Arial" w:cs="Arial" w:eastAsia="Arial" w:hAnsi="Arial"/>
+                <w:b/>
+                <w:bCs/>
+                <w:color w:val="555555"/>
+                <w:spacing w:val="60"/>
+                <w:sz w:val="13"/>
+                <w:szCs w:val="13"/>
+              </w:rPr>
+              <w:t xml:space="preserve">ENTER    </w:t>
+            </w:r>
             <w:r>
               <w:rPr>
                 <w:rFonts w:ascii="Courier New" w:cs="Courier New" w:eastAsia="Courier New" w:hAnsi="Courier New"/>
@@ -11247,7 +11293,7 @@
                 <w:sz w:val="22"/>
                 <w:szCs w:val="22"/>
               </w:rPr>
-              <w:t xml:space="preserve">P-08-[VALUE]-[VALUE 2]</w:t>
+              <w:t xml:space="preserve">P-08-[VALUE]-[VALUE 2]-[VALUE 3]</w:t>
             </w:r>
           </w:p>
         </w:tc>
@@ -11255,7 +11301,7 @@
     </w:tbl>
     <w:p>
       <w:pPr>
-        <w:spacing w:after="40"/>
+        <w:spacing w:after="24"/>
       </w:pPr>
     </w:p>
     <w:tbl>
@@ -11284,9 +11330,9 @@
             <w:tcW w:type="dxa" w:w="3000"/>
             <w:shd w:fill="E6E6E6" w:color="auto" w:val="clear"/>
             <w:tcMar>
-              <w:top w:type="dxa" w:w="30"/>
+              <w:top w:type="dxa" w:w="20"/>
               <w:left w:type="dxa" w:w="110"/>
-              <w:bottom w:type="dxa" w:w="30"/>
+              <w:bottom w:type="dxa" w:w="20"/>
               <w:right w:type="dxa" w:w="90"/>
             </w:tcMar>
             <w:vAlign w:val="center"/>
@@ -11314,9 +11360,9 @@
             <w:gridSpan w:val="2"/>
             <w:shd w:fill="E6E6E6" w:color="auto" w:val="clear"/>
             <w:tcMar>
-              <w:top w:type="dxa" w:w="30"/>
+              <w:top w:type="dxa" w:w="20"/>
               <w:left w:type="dxa" w:w="110"/>
-              <w:bottom w:type="dxa" w:w="30"/>
+              <w:bottom w:type="dxa" w:w="20"/>
               <w:right w:type="dxa" w:w="90"/>
             </w:tcMar>
             <w:vAlign w:val="center"/>
@@ -11347,16 +11393,16 @@
           <w:tcPr>
             <w:tcW w:type="dxa" w:w="3000"/>
             <w:tcMar>
-              <w:top w:type="dxa" w:w="35"/>
+              <w:top w:type="dxa" w:w="25"/>
               <w:left w:type="dxa" w:w="110"/>
-              <w:bottom w:type="dxa" w:w="45"/>
-              <w:right w:type="dxa" w:w="90"/>
-            </w:tcMar>
-            <w:vAlign w:val="top"/>
-          </w:tcPr>
-          <w:p>
-            <w:pPr>
-              <w:spacing w:after="10"/>
+              <w:bottom w:type="dxa" w:w="30"/>
+              <w:right w:type="dxa" w:w="90"/>
+            </w:tcMar>
+            <w:vAlign w:val="top"/>
+          </w:tcPr>
+          <w:p>
+            <w:pPr>
+              <w:spacing w:after="0"/>
             </w:pPr>
             <w:r>
               <w:rPr>
@@ -11392,16 +11438,16 @@
           <w:tcPr>
             <w:tcW w:type="dxa" w:w="3000"/>
             <w:tcMar>
-              <w:top w:type="dxa" w:w="35"/>
+              <w:top w:type="dxa" w:w="25"/>
               <w:left w:type="dxa" w:w="110"/>
-              <w:bottom w:type="dxa" w:w="45"/>
-              <w:right w:type="dxa" w:w="90"/>
-            </w:tcMar>
-            <w:vAlign w:val="top"/>
-          </w:tcPr>
-          <w:p>
-            <w:pPr>
-              <w:spacing w:after="10"/>
+              <w:bottom w:type="dxa" w:w="30"/>
+              <w:right w:type="dxa" w:w="90"/>
+            </w:tcMar>
+            <w:vAlign w:val="top"/>
+          </w:tcPr>
+          <w:p>
+            <w:pPr>
+              <w:spacing w:after="0"/>
             </w:pPr>
             <w:r>
               <w:rPr>
@@ -11437,16 +11483,16 @@
           <w:tcPr>
             <w:tcW w:type="dxa" w:w="3000"/>
             <w:tcMar>
-              <w:top w:type="dxa" w:w="35"/>
+              <w:top w:type="dxa" w:w="25"/>
               <w:left w:type="dxa" w:w="110"/>
-              <w:bottom w:type="dxa" w:w="45"/>
-              <w:right w:type="dxa" w:w="90"/>
-            </w:tcMar>
-            <w:vAlign w:val="top"/>
-          </w:tcPr>
-          <w:p>
-            <w:pPr>
-              <w:spacing w:after="10"/>
+              <w:bottom w:type="dxa" w:w="30"/>
+              <w:right w:type="dxa" w:w="90"/>
+            </w:tcMar>
+            <w:vAlign w:val="top"/>
+          </w:tcPr>
+          <w:p>
+            <w:pPr>
+              <w:spacing w:after="0"/>
             </w:pPr>
             <w:r>
               <w:rPr>
@@ -11531,16 +11577,16 @@
           <w:tcPr>
             <w:tcW w:type="dxa" w:w="3000"/>
             <w:tcMar>
-              <w:top w:type="dxa" w:w="35"/>
+              <w:top w:type="dxa" w:w="25"/>
               <w:left w:type="dxa" w:w="110"/>
-              <w:bottom w:type="dxa" w:w="45"/>
-              <w:right w:type="dxa" w:w="90"/>
-            </w:tcMar>
-            <w:vAlign w:val="top"/>
-          </w:tcPr>
-          <w:p>
-            <w:pPr>
-              <w:spacing w:after="10"/>
+              <w:bottom w:type="dxa" w:w="30"/>
+              <w:right w:type="dxa" w:w="90"/>
+            </w:tcMar>
+            <w:vAlign w:val="top"/>
+          </w:tcPr>
+          <w:p>
+            <w:pPr>
+              <w:spacing w:after="0"/>
             </w:pPr>
             <w:r>
               <w:rPr>
@@ -11576,16 +11622,16 @@
           <w:tcPr>
             <w:tcW w:type="dxa" w:w="3000"/>
             <w:tcMar>
-              <w:top w:type="dxa" w:w="35"/>
+              <w:top w:type="dxa" w:w="25"/>
               <w:left w:type="dxa" w:w="110"/>
-              <w:bottom w:type="dxa" w:w="45"/>
-              <w:right w:type="dxa" w:w="90"/>
-            </w:tcMar>
-            <w:vAlign w:val="top"/>
-          </w:tcPr>
-          <w:p>
-            <w:pPr>
-              <w:spacing w:after="10"/>
+              <w:bottom w:type="dxa" w:w="30"/>
+              <w:right w:type="dxa" w:w="90"/>
+            </w:tcMar>
+            <w:vAlign w:val="top"/>
+          </w:tcPr>
+          <w:p>
+            <w:pPr>
+              <w:spacing w:after="0"/>
             </w:pPr>
             <w:r>
               <w:rPr>
@@ -11621,16 +11667,16 @@
           <w:tcPr>
             <w:tcW w:type="dxa" w:w="3000"/>
             <w:tcMar>
-              <w:top w:type="dxa" w:w="35"/>
+              <w:top w:type="dxa" w:w="25"/>
               <w:left w:type="dxa" w:w="110"/>
-              <w:bottom w:type="dxa" w:w="45"/>
-              <w:right w:type="dxa" w:w="90"/>
-            </w:tcMar>
-            <w:vAlign w:val="top"/>
-          </w:tcPr>
-          <w:p>
-            <w:pPr>
-              <w:spacing w:after="10"/>
+              <w:bottom w:type="dxa" w:w="30"/>
+              <w:right w:type="dxa" w:w="90"/>
+            </w:tcMar>
+            <w:vAlign w:val="top"/>
+          </w:tcPr>
+          <w:p>
+            <w:pPr>
+              <w:spacing w:after="0"/>
             </w:pPr>
             <w:r>
               <w:rPr>
@@ -11642,13 +11688,59 @@
                 <w:sz w:val="13"/>
                 <w:szCs w:val="13"/>
               </w:rPr>
-              <w:t xml:space="preserve">ENTER</w:t>
-            </w:r>
-          </w:p>
-          <w:p>
-            <w:pPr>
-              <w:spacing w:after="0"/>
-            </w:pPr>
+              <w:t xml:space="preserve">VALUE 3</w:t>
+            </w:r>
+          </w:p>
+          <w:p>
+            <w:pPr>
+              <w:spacing w:after="0"/>
+            </w:pPr>
+            <w:r>
+              <w:rPr>
+                <w:rFonts w:ascii="Arial" w:cs="Arial" w:eastAsia="Arial" w:hAnsi="Arial"/>
+                <w:b/>
+                <w:bCs/>
+                <w:color w:val="000000"/>
+                <w:sz w:val="19"/>
+                <w:szCs w:val="19"/>
+              </w:rPr>
+              <w:t xml:space="preserve">YOUR Table C-3 → Deep Sensors</w:t>
+            </w:r>
+          </w:p>
+        </w:tc>
+      </w:tr>
+      <w:tr>
+        <w:trPr>
+          <w:cantSplit/>
+        </w:trPr>
+        <w:tc>
+          <w:tcPr>
+            <w:tcW w:type="dxa" w:w="9026"/>
+            <w:gridSpan w:val="3"/>
+            <w:tcMar>
+              <w:top w:type="dxa" w:w="20"/>
+              <w:left w:type="dxa" w:w="110"/>
+              <w:bottom w:type="dxa" w:w="25"/>
+              <w:right w:type="dxa" w:w="90"/>
+            </w:tcMar>
+            <w:vAlign w:val="center"/>
+          </w:tcPr>
+          <w:p>
+            <w:pPr>
+              <w:spacing w:after="0"/>
+            </w:pPr>
+            <w:r>
+              <w:rPr>
+                <w:rFonts w:ascii="Arial" w:cs="Arial" w:eastAsia="Arial" w:hAnsi="Arial"/>
+                <w:b/>
+                <w:bCs/>
+                <w:color w:val="555555"/>
+                <w:spacing w:val="60"/>
+                <w:sz w:val="13"/>
+                <w:szCs w:val="13"/>
+              </w:rPr>
+              <w:t xml:space="preserve">ENTER    </w:t>
+            </w:r>
             <w:r>
               <w:rPr>
                 <w:rFonts w:ascii="Courier New" w:cs="Courier New" w:eastAsia="Courier New" w:hAnsi="Courier New"/>
@@ -11658,7 +11750,7 @@
                 <w:sz w:val="22"/>
                 <w:szCs w:val="22"/>
               </w:rPr>
-              <w:t xml:space="preserve">P-09-[VALUE]-[VALUE 2]</w:t>
+              <w:t xml:space="preserve">P-09-[VALUE]-[VALUE 2]-[VALUE 3]</w:t>
             </w:r>
           </w:p>
         </w:tc>
@@ -11666,7 +11758,7 @@
     </w:tbl>
     <w:p>
       <w:pPr>
-        <w:spacing w:after="40"/>
+        <w:spacing w:after="24"/>
       </w:pPr>
     </w:p>
     <w:tbl>
@@ -11695,9 +11787,9 @@
             <w:tcW w:type="dxa" w:w="3000"/>
             <w:shd w:fill="000000" w:color="auto" w:val="clear"/>
             <w:tcMar>
-              <w:top w:type="dxa" w:w="30"/>
+              <w:top w:type="dxa" w:w="20"/>
               <w:left w:type="dxa" w:w="110"/>
-              <w:bottom w:type="dxa" w:w="30"/>
+              <w:bottom w:type="dxa" w:w="20"/>
               <w:right w:type="dxa" w:w="90"/>
             </w:tcMar>
             <w:vAlign w:val="center"/>
@@ -11725,9 +11817,9 @@
             <w:gridSpan w:val="2"/>
             <w:shd w:fill="000000" w:color="auto" w:val="clear"/>
             <w:tcMar>
-              <w:top w:type="dxa" w:w="30"/>
+              <w:top w:type="dxa" w:w="20"/>
               <w:left w:type="dxa" w:w="110"/>
-              <w:bottom w:type="dxa" w:w="30"/>
+              <w:bottom w:type="dxa" w:w="20"/>
               <w:right w:type="dxa" w:w="90"/>
             </w:tcMar>
             <w:vAlign w:val="center"/>
@@ -11791,16 +11883,16 @@
           <w:tcPr>
             <w:tcW w:type="dxa" w:w="3000"/>
             <w:tcMar>
-              <w:top w:type="dxa" w:w="35"/>
+              <w:top w:type="dxa" w:w="25"/>
               <w:left w:type="dxa" w:w="110"/>
-              <w:bottom w:type="dxa" w:w="45"/>
-              <w:right w:type="dxa" w:w="90"/>
-            </w:tcMar>
-            <w:vAlign w:val="top"/>
-          </w:tcPr>
-          <w:p>
-            <w:pPr>
-              <w:spacing w:after="10"/>
+              <w:bottom w:type="dxa" w:w="30"/>
+              <w:right w:type="dxa" w:w="90"/>
+            </w:tcMar>
+            <w:vAlign w:val="top"/>
+          </w:tcPr>
+          <w:p>
+            <w:pPr>
+              <w:spacing w:after="0"/>
             </w:pPr>
             <w:r>
               <w:rPr>
@@ -11836,16 +11928,16 @@
           <w:tcPr>
             <w:tcW w:type="dxa" w:w="3000"/>
             <w:tcMar>
-              <w:top w:type="dxa" w:w="35"/>
+              <w:top w:type="dxa" w:w="25"/>
               <w:left w:type="dxa" w:w="110"/>
-              <w:bottom w:type="dxa" w:w="45"/>
-              <w:right w:type="dxa" w:w="90"/>
-            </w:tcMar>
-            <w:vAlign w:val="top"/>
-          </w:tcPr>
-          <w:p>
-            <w:pPr>
-              <w:spacing w:after="10"/>
+              <w:bottom w:type="dxa" w:w="30"/>
+              <w:right w:type="dxa" w:w="90"/>
+            </w:tcMar>
+            <w:vAlign w:val="top"/>
+          </w:tcPr>
+          <w:p>
+            <w:pPr>
+              <w:spacing w:after="0"/>
             </w:pPr>
             <w:r>
               <w:rPr>
@@ -11881,16 +11973,16 @@
           <w:tcPr>
             <w:tcW w:type="dxa" w:w="3000"/>
             <w:tcMar>
-              <w:top w:type="dxa" w:w="35"/>
+              <w:top w:type="dxa" w:w="25"/>
               <w:left w:type="dxa" w:w="110"/>
-              <w:bottom w:type="dxa" w:w="45"/>
-              <w:right w:type="dxa" w:w="90"/>
-            </w:tcMar>
-            <w:vAlign w:val="top"/>
-          </w:tcPr>
-          <w:p>
-            <w:pPr>
-              <w:spacing w:after="10"/>
+              <w:bottom w:type="dxa" w:w="30"/>
+              <w:right w:type="dxa" w:w="90"/>
+            </w:tcMar>
+            <w:vAlign w:val="top"/>
+          </w:tcPr>
+          <w:p>
+            <w:pPr>
+              <w:spacing w:after="0"/>
             </w:pPr>
             <w:r>
               <w:rPr>
@@ -11975,16 +12067,16 @@
           <w:tcPr>
             <w:tcW w:type="dxa" w:w="3000"/>
             <w:tcMar>
-              <w:top w:type="dxa" w:w="35"/>
+              <w:top w:type="dxa" w:w="25"/>
               <w:left w:type="dxa" w:w="110"/>
-              <w:bottom w:type="dxa" w:w="45"/>
-              <w:right w:type="dxa" w:w="90"/>
-            </w:tcMar>
-            <w:vAlign w:val="top"/>
-          </w:tcPr>
-          <w:p>
-            <w:pPr>
-              <w:spacing w:after="10"/>
+              <w:bottom w:type="dxa" w:w="30"/>
+              <w:right w:type="dxa" w:w="90"/>
+            </w:tcMar>
+            <w:vAlign w:val="top"/>
+          </w:tcPr>
+          <w:p>
+            <w:pPr>
+              <w:spacing w:after="0"/>
             </w:pPr>
             <w:r>
               <w:rPr>
@@ -12020,16 +12112,16 @@
           <w:tcPr>
             <w:tcW w:type="dxa" w:w="3000"/>
             <w:tcMar>
-              <w:top w:type="dxa" w:w="35"/>
+              <w:top w:type="dxa" w:w="25"/>
               <w:left w:type="dxa" w:w="110"/>
-              <w:bottom w:type="dxa" w:w="45"/>
-              <w:right w:type="dxa" w:w="90"/>
-            </w:tcMar>
-            <w:vAlign w:val="top"/>
-          </w:tcPr>
-          <w:p>
-            <w:pPr>
-              <w:spacing w:after="10"/>
+              <w:bottom w:type="dxa" w:w="30"/>
+              <w:right w:type="dxa" w:w="90"/>
+            </w:tcMar>
+            <w:vAlign w:val="top"/>
+          </w:tcPr>
+          <w:p>
+            <w:pPr>
+              <w:spacing w:after="0"/>
             </w:pPr>
             <w:r>
               <w:rPr>
@@ -12065,16 +12157,16 @@
           <w:tcPr>
             <w:tcW w:type="dxa" w:w="3000"/>
             <w:tcMar>
-              <w:top w:type="dxa" w:w="35"/>
+              <w:top w:type="dxa" w:w="25"/>
               <w:left w:type="dxa" w:w="110"/>
-              <w:bottom w:type="dxa" w:w="45"/>
-              <w:right w:type="dxa" w:w="90"/>
-            </w:tcMar>
-            <w:vAlign w:val="top"/>
-          </w:tcPr>
-          <w:p>
-            <w:pPr>
-              <w:spacing w:after="10"/>
+              <w:bottom w:type="dxa" w:w="30"/>
+              <w:right w:type="dxa" w:w="90"/>
+            </w:tcMar>
+            <w:vAlign w:val="top"/>
+          </w:tcPr>
+          <w:p>
+            <w:pPr>
+              <w:spacing w:after="0"/>
             </w:pPr>
             <w:r>
               <w:rPr>
@@ -12110,7 +12202,7 @@
     </w:tbl>
     <w:p>
       <w:pPr>
-        <w:spacing w:after="40"/>
+        <w:spacing w:after="24"/>
       </w:pPr>
     </w:p>
     <w:p>

--- a/B&W Kit/UNDERCITY_Binder_COM_BW.docx
+++ b/B&W Kit/UNDERCITY_Binder_COM_BW.docx
@@ -831,7 +831,7 @@
                 <w:sz w:val="20"/>
                 <w:szCs w:val="20"/>
               </w:rPr>
-              <w:t xml:space="preserve">8 </w:t>
+              <w:t xml:space="preserve">5 </w:t>
             </w:r>
             <w:r>
               <w:rPr>
@@ -1034,7 +1034,7 @@
           <w:sz w:val="20"/>
           <w:szCs w:val="20"/>
         </w:rPr>
-        <w:t xml:space="preserve"> Med Supply, 8 </w:t>
+        <w:t xml:space="preserve"> Med Supply, 5 </w:t>
       </w:r>
       <w:r>
         <w:rPr>
@@ -1104,7 +1104,7 @@
           <w:sz w:val="20"/>
           <w:szCs w:val="20"/>
         </w:rPr>
-        <w:t xml:space="preserve">MATCH the table to the console: INVENTORY and WORKERS 8 / 8. The console is the official count; the chits mirror it.</w:t>
+        <w:t xml:space="preserve">MATCH the table to the console: INVENTORY and WORKERS 5 / 5. The console is the official count; the chits mirror it.</w:t>
       </w:r>
     </w:p>
     <w:p>
